--- a/klagomål/A 31934-2026 FSC-klagomål.docx
+++ b/klagomål/A 31934-2026 FSC-klagomål.docx
@@ -1608,7 +1608,7 @@
     <w:r>
       <w:tab/>
       <w:tab/>
-      <w:t>2026-10-01</w:t>
+      <w:t>2026-10-02</w:t>
       <w:br/>
       <w:br/>
     </w:r>

--- a/klagomål/A 31934-2026 FSC-klagomål.docx
+++ b/klagomål/A 31934-2026 FSC-klagomål.docx
@@ -221,7 +221,7 @@
     </w:p>
     <w:p>
       <w:r>
-        <w:t>I avverkningsanmälan finns fynd av 11 naturvårdsarter, varav 10 är rödlistade, 4 är fridlysta och 8 är typiska (T): garnlav (VU, T), jättemusseron (VU), knärot (VU, T, §8), smalfotad taggsvamp (VU), dropptaggsvamp (NT, T), gammelgransskål (NT, T), motaggsvamp (NT, T), talltita (NT, §4), tretåig hackspett (NT, T, §4), vedskivlav (NT, T) och spillkråka (T, §4). Se Figur 1.</w:t>
+        <w:t>I avverkningsanmälan finns fynd av 10 naturvårdsarter, varav 9 är rödlistade, 4 är fridlysta och 8 är typiska (T): garnlav (VU, T), knärot (VU, T, §8), smalfotad taggsvamp (VU), dropptaggsvamp (NT, T), gammelgransskål (NT, T), motaggsvamp (NT, T), talltita (NT, §4), tretåig hackspett (NT, T, §4), vedskivlav (NT, T) och spillkråka (T, §4). Se Figur 1.</w:t>
       </w:r>
     </w:p>
     <w:p>
@@ -274,17 +274,6 @@
       </w:r>
       <w:r>
         <w:t xml:space="preserve"> (SLU Artdatabanken, 2026).</w:t>
-      </w:r>
-    </w:p>
-    <w:p>
-      <w:r>
-        <w:rPr>
-          <w:b/>
-        </w:rPr>
-        <w:t>Jättemusseron (VU)</w:t>
-      </w:r>
-      <w:r>
-        <w:t xml:space="preserve"> bildar mykorrhiza med tall, i äldre lavtallskog och hällmarkstallskog. Den visar på såväl sandtallskogar som hällmarkstallskogar med långvarig tallkontinuitet och svampen är sannolikt en kvarleva (relikt) på sina samtliga växtplatser. Arten är placerad högst upp i Skogsstyrelsens värdepyramid för bedömning av skog med höga naturvärden och slutavverkning bör tills vidare undvikas i skogsbestånd där arten är känd. Jättemusseron är globalt rödlistad som sårbar (VU) och Sverige och Norge har sannolikt merparten av den europeiska populationen och därmed ett särskilt ansvar för dess bevarande (IUCN, 2025; SLU Artdatabanken, 2024; Nitare &amp; Skogsstyrelsen, 2019).</w:t>
       </w:r>
     </w:p>
     <w:p>
@@ -653,7 +642,7 @@
         <w:rPr>
           <w:i/>
         </w:rPr>
-        <w:t>I det avverkningsanmälda skogsområdet har 11 naturvårdsarter varav 10 rödlistade arter sina livsmiljöer och växtplatser.</w:t>
+        <w:t>I det avverkningsanmälda skogsområdet har 10 naturvårdsarter varav 9 rödlistade arter sina livsmiljöer och växtplatser.</w:t>
       </w:r>
     </w:p>
     <w:p>
@@ -1608,7 +1597,7 @@
     <w:r>
       <w:tab/>
       <w:tab/>
-      <w:t>2026-10-02</w:t>
+      <w:t>2026-10-03</w:t>
       <w:br/>
       <w:br/>
     </w:r>

--- a/klagomål/A 31934-2026 FSC-klagomål.docx
+++ b/klagomål/A 31934-2026 FSC-klagomål.docx
@@ -1597,7 +1597,7 @@
     <w:r>
       <w:tab/>
       <w:tab/>
-      <w:t>2026-10-03</w:t>
+      <w:t>2026-10-04</w:t>
       <w:br/>
       <w:br/>
     </w:r>

--- a/klagomål/A 31934-2026 FSC-klagomål.docx
+++ b/klagomål/A 31934-2026 FSC-klagomål.docx
@@ -1597,7 +1597,7 @@
     <w:r>
       <w:tab/>
       <w:tab/>
-      <w:t>2026-10-04</w:t>
+      <w:t>2026-10-05</w:t>
       <w:br/>
       <w:br/>
     </w:r>

--- a/klagomål/A 31934-2026 FSC-klagomål.docx
+++ b/klagomål/A 31934-2026 FSC-klagomål.docx
@@ -1597,7 +1597,7 @@
     <w:r>
       <w:tab/>
       <w:tab/>
-      <w:t>2026-10-05</w:t>
+      <w:t>2026-10-06</w:t>
       <w:br/>
       <w:br/>
     </w:r>

--- a/klagomål/A 31934-2026 FSC-klagomål.docx
+++ b/klagomål/A 31934-2026 FSC-klagomål.docx
@@ -1597,7 +1597,7 @@
     <w:r>
       <w:tab/>
       <w:tab/>
-      <w:t>2026-10-06</w:t>
+      <w:t>2026-10-07</w:t>
       <w:br/>
       <w:br/>
     </w:r>

--- a/klagomål/A 31934-2026 FSC-klagomål.docx
+++ b/klagomål/A 31934-2026 FSC-klagomål.docx
@@ -1597,7 +1597,7 @@
     <w:r>
       <w:tab/>
       <w:tab/>
-      <w:t>2026-10-07</w:t>
+      <w:t>2026-10-08</w:t>
       <w:br/>
       <w:br/>
     </w:r>

--- a/klagomål/A 31934-2026 FSC-klagomål.docx
+++ b/klagomål/A 31934-2026 FSC-klagomål.docx
@@ -1597,7 +1597,7 @@
     <w:r>
       <w:tab/>
       <w:tab/>
-      <w:t>2026-10-08</w:t>
+      <w:t>2026-10-09</w:t>
       <w:br/>
       <w:br/>
     </w:r>

--- a/klagomål/A 31934-2026 FSC-klagomål.docx
+++ b/klagomål/A 31934-2026 FSC-klagomål.docx
@@ -1597,7 +1597,7 @@
     <w:r>
       <w:tab/>
       <w:tab/>
-      <w:t>2026-10-09</w:t>
+      <w:t>2026-10-10</w:t>
       <w:br/>
       <w:br/>
     </w:r>

--- a/klagomål/A 31934-2026 FSC-klagomål.docx
+++ b/klagomål/A 31934-2026 FSC-klagomål.docx
@@ -1597,7 +1597,7 @@
     <w:r>
       <w:tab/>
       <w:tab/>
-      <w:t>2026-10-10</w:t>
+      <w:t>2026-10-11</w:t>
       <w:br/>
       <w:br/>
     </w:r>

--- a/klagomål/A 31934-2026 FSC-klagomål.docx
+++ b/klagomål/A 31934-2026 FSC-klagomål.docx
@@ -1597,7 +1597,7 @@
     <w:r>
       <w:tab/>
       <w:tab/>
-      <w:t>2026-10-11</w:t>
+      <w:t>2026-10-12</w:t>
       <w:br/>
       <w:br/>
     </w:r>

--- a/klagomål/A 31934-2026 FSC-klagomål.docx
+++ b/klagomål/A 31934-2026 FSC-klagomål.docx
@@ -1597,7 +1597,7 @@
     <w:r>
       <w:tab/>
       <w:tab/>
-      <w:t>2026-10-12</w:t>
+      <w:t>2026-10-13</w:t>
       <w:br/>
       <w:br/>
     </w:r>

--- a/klagomål/A 31934-2026 FSC-klagomål.docx
+++ b/klagomål/A 31934-2026 FSC-klagomål.docx
@@ -1597,7 +1597,7 @@
     <w:r>
       <w:tab/>
       <w:tab/>
-      <w:t>2026-10-13</w:t>
+      <w:t>2026-10-14</w:t>
       <w:br/>
       <w:br/>
     </w:r>

--- a/klagomål/A 31934-2026 FSC-klagomål.docx
+++ b/klagomål/A 31934-2026 FSC-klagomål.docx
@@ -1597,7 +1597,7 @@
     <w:r>
       <w:tab/>
       <w:tab/>
-      <w:t>2026-10-14</w:t>
+      <w:t>2026-10-15</w:t>
       <w:br/>
       <w:br/>
     </w:r>

--- a/klagomål/A 31934-2026 FSC-klagomål.docx
+++ b/klagomål/A 31934-2026 FSC-klagomål.docx
@@ -1597,7 +1597,7 @@
     <w:r>
       <w:tab/>
       <w:tab/>
-      <w:t>2026-10-15</w:t>
+      <w:t>2026-10-16</w:t>
       <w:br/>
       <w:br/>
     </w:r>

--- a/klagomål/A 31934-2026 FSC-klagomål.docx
+++ b/klagomål/A 31934-2026 FSC-klagomål.docx
@@ -1597,7 +1597,7 @@
     <w:r>
       <w:tab/>
       <w:tab/>
-      <w:t>2026-10-16</w:t>
+      <w:t>2026-10-17</w:t>
       <w:br/>
       <w:br/>
     </w:r>

--- a/klagomål/A 31934-2026 FSC-klagomål.docx
+++ b/klagomål/A 31934-2026 FSC-klagomål.docx
@@ -1597,7 +1597,7 @@
     <w:r>
       <w:tab/>
       <w:tab/>
-      <w:t>2026-10-17</w:t>
+      <w:t>2026-10-18</w:t>
       <w:br/>
       <w:br/>
     </w:r>

--- a/klagomål/A 31934-2026 FSC-klagomål.docx
+++ b/klagomål/A 31934-2026 FSC-klagomål.docx
@@ -1597,7 +1597,7 @@
     <w:r>
       <w:tab/>
       <w:tab/>
-      <w:t>2026-10-18</w:t>
+      <w:t>2026-10-19</w:t>
       <w:br/>
       <w:br/>
     </w:r>

--- a/klagomål/A 31934-2026 FSC-klagomål.docx
+++ b/klagomål/A 31934-2026 FSC-klagomål.docx
@@ -1597,7 +1597,7 @@
     <w:r>
       <w:tab/>
       <w:tab/>
-      <w:t>2026-10-19</w:t>
+      <w:t>2026-10-20</w:t>
       <w:br/>
       <w:br/>
     </w:r>

--- a/klagomål/A 31934-2026 FSC-klagomål.docx
+++ b/klagomål/A 31934-2026 FSC-klagomål.docx
@@ -1597,7 +1597,7 @@
     <w:r>
       <w:tab/>
       <w:tab/>
-      <w:t>2026-10-20</w:t>
+      <w:t>2026-10-21</w:t>
       <w:br/>
       <w:br/>
     </w:r>

--- a/klagomål/A 31934-2026 FSC-klagomål.docx
+++ b/klagomål/A 31934-2026 FSC-klagomål.docx
@@ -1597,7 +1597,7 @@
     <w:r>
       <w:tab/>
       <w:tab/>
-      <w:t>2026-10-21</w:t>
+      <w:t>2026-10-22</w:t>
       <w:br/>
       <w:br/>
     </w:r>

--- a/klagomål/A 31934-2026 FSC-klagomål.docx
+++ b/klagomål/A 31934-2026 FSC-klagomål.docx
@@ -1597,7 +1597,7 @@
     <w:r>
       <w:tab/>
       <w:tab/>
-      <w:t>2026-10-22</w:t>
+      <w:t>2026-10-23</w:t>
       <w:br/>
       <w:br/>
     </w:r>

--- a/klagomål/A 31934-2026 FSC-klagomål.docx
+++ b/klagomål/A 31934-2026 FSC-klagomål.docx
@@ -1597,7 +1597,7 @@
     <w:r>
       <w:tab/>
       <w:tab/>
-      <w:t>2026-10-23</w:t>
+      <w:t>2026-10-24</w:t>
       <w:br/>
       <w:br/>
     </w:r>

--- a/klagomål/A 31934-2026 FSC-klagomål.docx
+++ b/klagomål/A 31934-2026 FSC-klagomål.docx
@@ -1597,7 +1597,7 @@
     <w:r>
       <w:tab/>
       <w:tab/>
-      <w:t>2026-10-24</w:t>
+      <w:t>2026-10-25</w:t>
       <w:br/>
       <w:br/>
     </w:r>

--- a/klagomål/A 31934-2026 FSC-klagomål.docx
+++ b/klagomål/A 31934-2026 FSC-klagomål.docx
@@ -1597,7 +1597,7 @@
     <w:r>
       <w:tab/>
       <w:tab/>
-      <w:t>2026-10-25</w:t>
+      <w:t>2026-10-26</w:t>
       <w:br/>
       <w:br/>
     </w:r>

--- a/klagomål/A 31934-2026 FSC-klagomål.docx
+++ b/klagomål/A 31934-2026 FSC-klagomål.docx
@@ -1597,7 +1597,7 @@
     <w:r>
       <w:tab/>
       <w:tab/>
-      <w:t>2026-10-26</w:t>
+      <w:t>2026-10-27</w:t>
       <w:br/>
       <w:br/>
     </w:r>

--- a/klagomål/A 31934-2026 FSC-klagomål.docx
+++ b/klagomål/A 31934-2026 FSC-klagomål.docx
@@ -1597,7 +1597,7 @@
     <w:r>
       <w:tab/>
       <w:tab/>
-      <w:t>2026-10-27</w:t>
+      <w:t>2026-10-28</w:t>
       <w:br/>
       <w:br/>
     </w:r>

--- a/klagomål/A 31934-2026 FSC-klagomål.docx
+++ b/klagomål/A 31934-2026 FSC-klagomål.docx
@@ -1597,7 +1597,7 @@
     <w:r>
       <w:tab/>
       <w:tab/>
-      <w:t>2026-10-28</w:t>
+      <w:t>2026-10-29</w:t>
       <w:br/>
       <w:br/>
     </w:r>

--- a/klagomål/A 31934-2026 FSC-klagomål.docx
+++ b/klagomål/A 31934-2026 FSC-klagomål.docx
@@ -1597,7 +1597,7 @@
     <w:r>
       <w:tab/>
       <w:tab/>
-      <w:t>2026-10-29</w:t>
+      <w:t>2026-10-31</w:t>
       <w:br/>
       <w:br/>
     </w:r>
